--- a/examples/timeseries/doc/README.docx
+++ b/examples/timeseries/doc/README.docx
@@ -66,7 +66,11 @@
       </w:r>
     </w:p>
     <w:bookmarkEnd w:id="22"/>
-    <w:sectPr/>
+    <w:sectPr>
+      <w:footnotePr>
+        <w:numRestart w:val="eachSect"/>
+      </w:footnotePr>
+    </w:sectPr>
   </w:body>
 </w:document>
 </file>
@@ -344,8 +348,6 @@
     </w:pPr>
     <w:rPr>
       <w:rFonts w:asciiTheme="majorHAnsi" w:cstheme="majorBidi" w:eastAsiaTheme="majorEastAsia" w:hAnsiTheme="majorHAnsi"/>
-      <w:spacing w:val="-10"/>
-      <w:kern w:val="28"/>
       <w:sz w:val="56"/>
       <w:szCs w:val="56"/>
     </w:rPr>
@@ -358,15 +360,13 @@
     <w:rsid w:val="00A10FD9"/>
     <w:rPr>
       <w:rFonts w:asciiTheme="majorHAnsi" w:cstheme="majorBidi" w:eastAsiaTheme="majorEastAsia" w:hAnsiTheme="majorHAnsi"/>
-      <w:spacing w:val="-10"/>
-      <w:kern w:val="28"/>
       <w:sz w:val="56"/>
       <w:szCs w:val="56"/>
     </w:rPr>
   </w:style>
   <w:style w:styleId="Subtitle" w:type="paragraph">
     <w:name w:val="Subtitle"/>
-    <w:basedOn w:val="Normal"/>
+    <w:basedOn w:val="Title"/>
     <w:next w:val="BodyText"/>
     <w:link w:val="SubtitleChar"/>
     <w:uiPriority w:val="11"/>
@@ -377,6 +377,19 @@
         <w:ilvl w:val="1"/>
       </w:numPr>
     </w:pPr>
+    <w:rPr>
+      <w:rFonts w:cstheme="majorBidi" w:eastAsiaTheme="majorEastAsia"/>
+      <w:spacing w:val="15"/>
+      <w:sz w:val="28"/>
+      <w:szCs w:val="28"/>
+    </w:rPr>
+  </w:style>
+  <w:style w:customStyle="1" w:styleId="SubtitleChar" w:type="character">
+    <w:name w:val="Subtitle Char"/>
+    <w:basedOn w:val="DefaultParagraphFont"/>
+    <w:link w:val="Subtitle"/>
+    <w:uiPriority w:val="11"/>
+    <w:rsid w:val="00A10FD9"/>
     <w:rPr>
       <w:rFonts w:cstheme="majorBidi" w:eastAsiaTheme="majorEastAsia"/>
       <w:color w:themeColor="text1" w:themeTint="A6" w:val="595959"/>
@@ -385,39 +398,33 @@
       <w:szCs w:val="28"/>
     </w:rPr>
   </w:style>
-  <w:style w:customStyle="1" w:styleId="SubtitleChar" w:type="character">
-    <w:name w:val="Subtitle Char"/>
-    <w:basedOn w:val="DefaultParagraphFont"/>
-    <w:link w:val="Subtitle"/>
-    <w:uiPriority w:val="11"/>
-    <w:rsid w:val="00A10FD9"/>
-    <w:rPr>
-      <w:rFonts w:cstheme="majorBidi" w:eastAsiaTheme="majorEastAsia"/>
-      <w:color w:themeColor="text1" w:themeTint="A6" w:val="595959"/>
-      <w:spacing w:val="15"/>
-      <w:sz w:val="28"/>
-      <w:szCs w:val="28"/>
-    </w:rPr>
-  </w:style>
   <w:style w:customStyle="1" w:styleId="Author" w:type="paragraph">
     <w:name w:val="Author"/>
+    <w:basedOn w:val="Title"/>
     <w:next w:val="BodyText"/>
     <w:qFormat/>
     <w:pPr>
       <w:keepNext/>
       <w:keepLines/>
-      <w:jc w:val="center"/>
-    </w:pPr>
+    </w:pPr>
+    <w:rPr>
+      <w:sz w:val="24"/>
+      <w:szCs w:val="24"/>
+    </w:rPr>
   </w:style>
   <w:style w:styleId="Date" w:type="paragraph">
     <w:name w:val="Date"/>
+    <w:basedOn w:val="Title"/>
     <w:next w:val="BodyText"/>
     <w:qFormat/>
     <w:pPr>
       <w:keepNext/>
       <w:keepLines/>
-      <w:jc w:val="center"/>
-    </w:pPr>
+    </w:pPr>
+    <w:rPr>
+      <w:sz w:val="24"/>
+      <w:szCs w:val="24"/>
+    </w:rPr>
   </w:style>
   <w:style w:customStyle="1" w:styleId="AbstractTitle" w:type="paragraph">
     <w:name w:val="Abstract Title"/>
@@ -432,7 +439,6 @@
     </w:pPr>
     <w:rPr>
       <w:b/>
-      <w:color w:val="345A8A"/>
       <w:sz w:val="20"/>
       <w:szCs w:val="20"/>
     </w:rPr>

--- a/examples/timeseries/doc/README.docx
+++ b/examples/timeseries/doc/README.docx
@@ -16,12 +16,91 @@
         <w:pStyle w:val="FirstParagraph"/>
       </w:pPr>
       <w:r>
-        <w:t xml:space="preserve">Examples of encoding (encode) and reconstruction (encode-decode) of time-series windows using autoencoders. Each link includes a short description.</w:t>
+        <w:t xml:space="preserve">These examples show how the Python-backed models in</w:t>
+      </w:r>
+      <w:r>
+        <w:t xml:space="preserve"> </w:t>
+      </w:r>
+      <w:r>
+        <w:rPr>
+          <w:rStyle w:val="VerbatimChar"/>
+        </w:rPr>
+        <w:t xml:space="preserve">daltoolboxdp</w:t>
+      </w:r>
+      <w:r>
+        <w:t xml:space="preserve"> </w:t>
+      </w:r>
+      <w:r>
+        <w:t xml:space="preserve">fit into a time-series workflow based on sliding windows. They are the shortest path if the goal is to understand the end-to-end transformation from a raw series into latent representations and reconstructed windows.</w:t>
       </w:r>
     </w:p>
     <w:p>
       <w:pPr>
-        <w:pStyle w:val="Compact"/>
+        <w:pStyle w:val="BodyText"/>
+      </w:pPr>
+      <w:r>
+        <w:t xml:space="preserve">Use this section when you want to see:</w:t>
+      </w:r>
+    </w:p>
+    <w:p>
+      <w:pPr>
+        <w:numPr>
+          <w:ilvl w:val="0"/>
+          <w:numId w:val="1001"/>
+        </w:numPr>
+      </w:pPr>
+      <w:r>
+        <w:t xml:space="preserve">how a univariate series is converted into windows of length</w:t>
+      </w:r>
+      <w:r>
+        <w:t xml:space="preserve"> </w:t>
+      </w:r>
+      <w:r>
+        <w:rPr>
+          <w:rStyle w:val="VerbatimChar"/>
+        </w:rPr>
+        <w:t xml:space="preserve">p</w:t>
+      </w:r>
+    </w:p>
+    <w:p>
+      <w:pPr>
+        <w:numPr>
+          <w:ilvl w:val="0"/>
+          <w:numId w:val="1001"/>
+        </w:numPr>
+      </w:pPr>
+      <w:r>
+        <w:t xml:space="preserve">how an autoencoder compresses those windows into</w:t>
+      </w:r>
+      <w:r>
+        <w:t xml:space="preserve"> </w:t>
+      </w:r>
+      <w:r>
+        <w:rPr>
+          <w:rStyle w:val="VerbatimChar"/>
+        </w:rPr>
+        <w:t xml:space="preserve">k</w:t>
+      </w:r>
+      <w:r>
+        <w:t xml:space="preserve"> </w:t>
+      </w:r>
+      <w:r>
+        <w:t xml:space="preserve">latent dimensions</w:t>
+      </w:r>
+    </w:p>
+    <w:p>
+      <w:pPr>
+        <w:numPr>
+          <w:ilvl w:val="0"/>
+          <w:numId w:val="1001"/>
+        </w:numPr>
+      </w:pPr>
+      <w:r>
+        <w:t xml:space="preserve">how reconstruction error helps evaluate the quality of the learned representation</w:t>
+      </w:r>
+    </w:p>
+    <w:p>
+      <w:pPr>
         <w:numPr>
           <w:ilvl w:val="0"/>
           <w:numId w:val="1001"/>
@@ -44,7 +123,6 @@
     </w:p>
     <w:p>
       <w:pPr>
-        <w:pStyle w:val="Compact"/>
         <w:numPr>
           <w:ilvl w:val="0"/>
           <w:numId w:val="1001"/>

--- a/examples/timeseries/doc/README.docx
+++ b/examples/timeseries/doc/README.docx
@@ -2,7 +2,7 @@
 <file path=word/document.xml><?xml version="1.0" encoding="utf-8"?>
 <w:document xmlns:w="http://schemas.openxmlformats.org/wordprocessingml/2006/main" xmlns:m="http://schemas.openxmlformats.org/officeDocument/2006/math" xmlns:r="http://schemas.openxmlformats.org/officeDocument/2006/relationships" xmlns:o="urn:schemas-microsoft-com:office:office" xmlns:v="urn:schemas-microsoft-com:vml" xmlns:w10="urn:schemas-microsoft-com:office:word" xmlns:a="http://schemas.openxmlformats.org/drawingml/2006/main" xmlns:pic="http://schemas.openxmlformats.org/drawingml/2006/picture" xmlns:wp="http://schemas.openxmlformats.org/drawingml/2006/wordprocessingDrawing">
   <w:body>
-    <w:bookmarkStart w:id="22" w:name="time-series-examples"/>
+    <w:bookmarkStart w:id="13" w:name="time-series-examples"/>
     <w:p>
       <w:pPr>
         <w:pStyle w:val="Heading1"/>
@@ -106,7 +106,7 @@
           <w:numId w:val="1001"/>
         </w:numPr>
       </w:pPr>
-      <w:hyperlink r:id="rId20">
+      <w:hyperlink r:id="rId9">
         <w:r>
           <w:rPr>
             <w:rStyle w:val="Hyperlink"/>
@@ -128,7 +128,7 @@
           <w:numId w:val="1001"/>
         </w:numPr>
       </w:pPr>
-      <w:hyperlink r:id="rId21">
+      <w:hyperlink r:id="rId10">
         <w:r>
           <w:rPr>
             <w:rStyle w:val="Hyperlink"/>
@@ -143,7 +143,51 @@
         <w:t xml:space="preserve">— Encodes and reconstructs (p&lt;-&gt;k) to evaluate quality via reconstruction error.</w:t>
       </w:r>
     </w:p>
-    <w:bookmarkEnd w:id="22"/>
+    <w:p>
+      <w:pPr>
+        <w:numPr>
+          <w:ilvl w:val="0"/>
+          <w:numId w:val="1001"/>
+        </w:numPr>
+      </w:pPr>
+      <w:hyperlink r:id="rId11">
+        <w:r>
+          <w:rPr>
+            <w:rStyle w:val="Hyperlink"/>
+          </w:rPr>
+          <w:t xml:space="preserve">ts_lstm.md</w:t>
+        </w:r>
+      </w:hyperlink>
+      <w:r>
+        <w:t xml:space="preserve"> </w:t>
+      </w:r>
+      <w:r>
+        <w:t xml:space="preserve">— Forecasts one step ahead from lagged windows using a PyTorch LSTM with unified validation/stopping options.</w:t>
+      </w:r>
+    </w:p>
+    <w:p>
+      <w:pPr>
+        <w:numPr>
+          <w:ilvl w:val="0"/>
+          <w:numId w:val="1001"/>
+        </w:numPr>
+      </w:pPr>
+      <w:hyperlink r:id="rId12">
+        <w:r>
+          <w:rPr>
+            <w:rStyle w:val="Hyperlink"/>
+          </w:rPr>
+          <w:t xml:space="preserve">ts_conv1d.md</w:t>
+        </w:r>
+      </w:hyperlink>
+      <w:r>
+        <w:t xml:space="preserve"> </w:t>
+      </w:r>
+      <w:r>
+        <w:t xml:space="preserve">— Forecasts one step ahead from lagged windows using a PyTorch Conv1D model.</w:t>
+      </w:r>
+    </w:p>
+    <w:bookmarkEnd w:id="13"/>
     <w:sectPr>
       <w:footnotePr>
         <w:numRestart w:val="eachSect"/>
@@ -371,10 +415,10 @@
   <w:docDefaults>
     <w:rPrDefault>
       <w:rPr>
-        <w:rFonts w:asciiTheme="minorHAnsi" w:cstheme="minorBidi" w:eastAsiaTheme="minorHAnsi" w:hAnsiTheme="minorHAnsi"/>
+        <w:rFonts w:asciiTheme="minorHAnsi" w:cstheme="minorBidi" w:eastAsiaTheme="minorEastAsia" w:hAnsiTheme="minorHAnsi"/>
         <w:sz w:val="24"/>
         <w:szCs w:val="24"/>
-        <w:lang w:bidi="ar-SA" w:eastAsia="en-US" w:val="en-US"/>
+        <w:lang w:bidi="ar-SA" w:eastAsia="zh-CN" w:val="en-US"/>
       </w:rPr>
     </w:rPrDefault>
     <w:pPrDefault>
@@ -915,13 +959,6 @@
       </w:tblCellMar>
     </w:tblPr>
     <w:tblStylePr w:type="firstRow">
-      <w:tblPr>
-        <w:jc w:val="left"/>
-        <w:tblInd w:type="dxa" w:w="0"/>
-      </w:tblPr>
-      <w:trPr>
-        <w:jc w:val="left"/>
-      </w:trPr>
       <w:tcPr>
         <w:tcBorders>
           <w:bottom w:val="single"/>

--- a/examples/timeseries/doc/README.docx
+++ b/examples/timeseries/doc/README.docx
@@ -2,7 +2,7 @@
 <file path=word/document.xml><?xml version="1.0" encoding="utf-8"?>
 <w:document xmlns:w="http://schemas.openxmlformats.org/wordprocessingml/2006/main" xmlns:m="http://schemas.openxmlformats.org/officeDocument/2006/math" xmlns:r="http://schemas.openxmlformats.org/officeDocument/2006/relationships" xmlns:o="urn:schemas-microsoft-com:office:office" xmlns:v="urn:schemas-microsoft-com:vml" xmlns:w10="urn:schemas-microsoft-com:office:word" xmlns:a="http://schemas.openxmlformats.org/drawingml/2006/main" xmlns:pic="http://schemas.openxmlformats.org/drawingml/2006/picture" xmlns:wp="http://schemas.openxmlformats.org/drawingml/2006/wordprocessingDrawing">
   <w:body>
-    <w:bookmarkStart w:id="13" w:name="time-series-examples"/>
+    <w:bookmarkStart w:id="14" w:name="time-series-examples"/>
     <w:p>
       <w:pPr>
         <w:pStyle w:val="Heading1"/>
@@ -187,7 +187,29 @@
         <w:t xml:space="preserve">— Forecasts one step ahead from lagged windows using a PyTorch Conv1D model.</w:t>
       </w:r>
     </w:p>
-    <w:bookmarkEnd w:id="13"/>
+    <w:p>
+      <w:pPr>
+        <w:numPr>
+          <w:ilvl w:val="0"/>
+          <w:numId w:val="1001"/>
+        </w:numPr>
+      </w:pPr>
+      <w:hyperlink r:id="rId13">
+        <w:r>
+          <w:rPr>
+            <w:rStyle w:val="Hyperlink"/>
+          </w:rPr>
+          <w:t xml:space="preserve">torch_ts_mlp.md</w:t>
+        </w:r>
+      </w:hyperlink>
+      <w:r>
+        <w:t xml:space="preserve"> </w:t>
+      </w:r>
+      <w:r>
+        <w:t xml:space="preserve">— Forecasts one step ahead from lagged windows using a feedforward PyTorch MLP.</w:t>
+      </w:r>
+    </w:p>
+    <w:bookmarkEnd w:id="14"/>
     <w:sectPr>
       <w:footnotePr>
         <w:numRestart w:val="eachSect"/>

--- a/examples/timeseries/doc/README.docx
+++ b/examples/timeseries/doc/README.docx
@@ -44,6 +44,7 @@
     </w:p>
     <w:p>
       <w:pPr>
+        <w:pStyle w:val="Compact"/>
         <w:numPr>
           <w:ilvl w:val="0"/>
           <w:numId w:val="1001"/>
@@ -64,6 +65,7 @@
     </w:p>
     <w:p>
       <w:pPr>
+        <w:pStyle w:val="Compact"/>
         <w:numPr>
           <w:ilvl w:val="0"/>
           <w:numId w:val="1001"/>
@@ -90,6 +92,7 @@
     </w:p>
     <w:p>
       <w:pPr>
+        <w:pStyle w:val="Compact"/>
         <w:numPr>
           <w:ilvl w:val="0"/>
           <w:numId w:val="1001"/>
@@ -101,9 +104,138 @@
     </w:p>
     <w:p>
       <w:pPr>
+        <w:pStyle w:val="FirstParagraph"/>
+      </w:pPr>
+      <w:r>
+        <w:t xml:space="preserve">New forecasting flexibility</w:t>
+      </w:r>
+      <w:r>
+        <w:t xml:space="preserve"> </w:t>
+      </w:r>
+      <w:r>
+        <w:t xml:space="preserve">-</w:t>
+      </w:r>
+      <w:r>
+        <w:t xml:space="preserve"> </w:t>
+      </w:r>
+      <w:r>
+        <w:rPr>
+          <w:rStyle w:val="VerbatimChar"/>
+        </w:rPr>
+        <w:t xml:space="preserve">torch_ts_mlp</w:t>
+      </w:r>
+      <w:r>
+        <w:t xml:space="preserve"> </w:t>
+      </w:r>
+      <w:r>
+        <w:t xml:space="preserve">now exposes hidden activation, output activation, normalization (</w:t>
+      </w:r>
+      <w:r>
+        <w:rPr>
+          <w:rStyle w:val="VerbatimChar"/>
+        </w:rPr>
+        <w:t xml:space="preserve">"none"</w:t>
+      </w:r>
+      <w:r>
+        <w:t xml:space="preserve">,</w:t>
+      </w:r>
+      <w:r>
+        <w:t xml:space="preserve"> </w:t>
+      </w:r>
+      <w:r>
+        <w:rPr>
+          <w:rStyle w:val="VerbatimChar"/>
+        </w:rPr>
+        <w:t xml:space="preserve">"batch"</w:t>
+      </w:r>
+      <w:r>
+        <w:t xml:space="preserve">,</w:t>
+      </w:r>
+      <w:r>
+        <w:t xml:space="preserve"> </w:t>
+      </w:r>
+      <w:r>
+        <w:rPr>
+          <w:rStyle w:val="VerbatimChar"/>
+        </w:rPr>
+        <w:t xml:space="preserve">"layer"</w:t>
+      </w:r>
+      <w:r>
+        <w:t xml:space="preserve">), and initialization strategy.</w:t>
+      </w:r>
+      <w:r>
+        <w:t xml:space="preserve"> </w:t>
+      </w:r>
+      <w:r>
+        <w:t xml:space="preserve">-</w:t>
+      </w:r>
+      <w:r>
+        <w:t xml:space="preserve"> </w:t>
+      </w:r>
+      <w:r>
+        <w:rPr>
+          <w:rStyle w:val="VerbatimChar"/>
+        </w:rPr>
+        <w:t xml:space="preserve">ts_lstm</w:t>
+      </w:r>
+      <w:r>
+        <w:t xml:space="preserve"> </w:t>
+      </w:r>
+      <w:r>
+        <w:t xml:space="preserve">now supports configurable</w:t>
+      </w:r>
+      <w:r>
+        <w:t xml:space="preserve"> </w:t>
+      </w:r>
+      <w:r>
+        <w:rPr>
+          <w:rStyle w:val="VerbatimChar"/>
+        </w:rPr>
+        <w:t xml:space="preserve">hidden_size</w:t>
+      </w:r>
+      <w:r>
+        <w:t xml:space="preserve">,</w:t>
+      </w:r>
+      <w:r>
+        <w:t xml:space="preserve"> </w:t>
+      </w:r>
+      <w:r>
+        <w:rPr>
+          <w:rStyle w:val="VerbatimChar"/>
+        </w:rPr>
+        <w:t xml:space="preserve">sequence_length</w:t>
+      </w:r>
+      <w:r>
+        <w:t xml:space="preserve">, recurrent depth, dropout, bidirectionality, and an optional dense head.</w:t>
+      </w:r>
+      <w:r>
+        <w:t xml:space="preserve"> </w:t>
+      </w:r>
+      <w:r>
+        <w:t xml:space="preserve">-</w:t>
+      </w:r>
+      <w:r>
+        <w:t xml:space="preserve"> </w:t>
+      </w:r>
+      <w:r>
+        <w:rPr>
+          <w:rStyle w:val="VerbatimChar"/>
+        </w:rPr>
+        <w:t xml:space="preserve">ts_conv1d</w:t>
+      </w:r>
+      <w:r>
+        <w:t xml:space="preserve"> </w:t>
+      </w:r>
+      <w:r>
+        <w:t xml:space="preserve">now supports explicit channel/sequence reshaping, multiple convolutional blocks, optional pooling, and a configurable dense head.</w:t>
+      </w:r>
+    </w:p>
+    <w:p>
+      <w:pPr>
+        <w:pStyle w:val="Compact"/>
         <w:numPr>
           <w:ilvl w:val="0"/>
-          <w:numId w:val="1001"/>
+          <w:numId w:val="1002"/>
         </w:numPr>
       </w:pPr>
       <w:hyperlink r:id="rId9">
@@ -123,9 +255,10 @@
     </w:p>
     <w:p>
       <w:pPr>
+        <w:pStyle w:val="Compact"/>
         <w:numPr>
           <w:ilvl w:val="0"/>
-          <w:numId w:val="1001"/>
+          <w:numId w:val="1002"/>
         </w:numPr>
       </w:pPr>
       <w:hyperlink r:id="rId10">
@@ -145,9 +278,10 @@
     </w:p>
     <w:p>
       <w:pPr>
+        <w:pStyle w:val="Compact"/>
         <w:numPr>
           <w:ilvl w:val="0"/>
-          <w:numId w:val="1001"/>
+          <w:numId w:val="1002"/>
         </w:numPr>
       </w:pPr>
       <w:hyperlink r:id="rId11">
@@ -167,9 +301,10 @@
     </w:p>
     <w:p>
       <w:pPr>
+        <w:pStyle w:val="Compact"/>
         <w:numPr>
           <w:ilvl w:val="0"/>
-          <w:numId w:val="1001"/>
+          <w:numId w:val="1002"/>
         </w:numPr>
       </w:pPr>
       <w:hyperlink r:id="rId12">
@@ -189,9 +324,10 @@
     </w:p>
     <w:p>
       <w:pPr>
+        <w:pStyle w:val="Compact"/>
         <w:numPr>
           <w:ilvl w:val="0"/>
-          <w:numId w:val="1001"/>
+          <w:numId w:val="1002"/>
         </w:numPr>
       </w:pPr>
       <w:hyperlink r:id="rId13">
@@ -427,6 +563,9 @@
     <w:abstractNumId w:val="990"/>
   </w:num>
   <w:num w:numId="1001">
+    <w:abstractNumId w:val="991"/>
+  </w:num>
+  <w:num w:numId="1002">
     <w:abstractNumId w:val="991"/>
   </w:num>
 </w:numbering>

--- a/examples/timeseries/doc/README.docx
+++ b/examples/timeseries/doc/README.docx
@@ -2,7 +2,7 @@
 <file path=word/document.xml><?xml version="1.0" encoding="utf-8"?>
 <w:document xmlns:w="http://schemas.openxmlformats.org/wordprocessingml/2006/main" xmlns:m="http://schemas.openxmlformats.org/officeDocument/2006/math" xmlns:r="http://schemas.openxmlformats.org/officeDocument/2006/relationships" xmlns:o="urn:schemas-microsoft-com:office:office" xmlns:v="urn:schemas-microsoft-com:vml" xmlns:w10="urn:schemas-microsoft-com:office:word" xmlns:a="http://schemas.openxmlformats.org/drawingml/2006/main" xmlns:pic="http://schemas.openxmlformats.org/drawingml/2006/picture" xmlns:wp="http://schemas.openxmlformats.org/drawingml/2006/wordprocessingDrawing">
   <w:body>
-    <w:bookmarkStart w:id="14" w:name="time-series-examples"/>
+    <w:bookmarkStart w:id="16" w:name="time-series-examples"/>
     <w:p>
       <w:pPr>
         <w:pStyle w:val="Heading1"/>
@@ -31,7 +31,7 @@
         <w:t xml:space="preserve"> </w:t>
       </w:r>
       <w:r>
-        <w:t xml:space="preserve">fit into a time-series workflow based on sliding windows. They are the shortest path if the goal is to understand the end-to-end transformation from a raw series into latent representations and reconstructed windows.</w:t>
+        <w:t xml:space="preserve">fit into a time-series workflow based on sliding windows. They are organized in three groups: representation/preprocessing, direct prediction, and training-regime studies for the LSTM forecaster.</w:t>
       </w:r>
     </w:p>
     <w:p>
@@ -72,22 +72,7 @@
         </w:numPr>
       </w:pPr>
       <w:r>
-        <w:t xml:space="preserve">how an autoencoder compresses those windows into</w:t>
-      </w:r>
-      <w:r>
-        <w:t xml:space="preserve"> </w:t>
-      </w:r>
-      <w:r>
-        <w:rPr>
-          <w:rStyle w:val="VerbatimChar"/>
-        </w:rPr>
-        <w:t xml:space="preserve">k</w:t>
-      </w:r>
-      <w:r>
-        <w:t xml:space="preserve"> </w:t>
-      </w:r>
-      <w:r>
-        <w:t xml:space="preserve">latent dimensions</w:t>
+        <w:t xml:space="preserve">how latent representations and reconstructions work before forecasting</w:t>
       </w:r>
     </w:p>
     <w:p>
@@ -99,7 +84,19 @@
         </w:numPr>
       </w:pPr>
       <w:r>
-        <w:t xml:space="preserve">how reconstruction error helps evaluate the quality of the learned representation</w:t>
+        <w:t xml:space="preserve">how direct forecasting differs across MLP, Conv1D, and LSTM models</w:t>
+      </w:r>
+    </w:p>
+    <w:p>
+      <w:pPr>
+        <w:pStyle w:val="Compact"/>
+        <w:numPr>
+          <w:ilvl w:val="0"/>
+          <w:numId w:val="1001"/>
+        </w:numPr>
+      </w:pPr>
+      <w:r>
+        <w:t xml:space="preserve">how static and dynamic validation affect LSTM training</w:t>
       </w:r>
     </w:p>
     <w:p>
@@ -232,120 +229,190 @@
     </w:p>
     <w:p>
       <w:pPr>
-        <w:pStyle w:val="Compact"/>
-        <w:numPr>
-          <w:ilvl w:val="0"/>
-          <w:numId w:val="1002"/>
-        </w:numPr>
-      </w:pPr>
+        <w:pStyle w:val="BodyText"/>
+      </w:pPr>
+      <w:r>
+        <w:t xml:space="preserve">Representation / preprocessing</w:t>
+      </w:r>
+      <w:r>
+        <w:t xml:space="preserve"> </w:t>
+      </w:r>
+      <w:r>
+        <w:t xml:space="preserve">-</w:t>
+      </w:r>
+      <w:r>
+        <w:t xml:space="preserve"> </w:t>
+      </w:r>
       <w:hyperlink r:id="rId9">
         <w:r>
           <w:rPr>
             <w:rStyle w:val="Hyperlink"/>
           </w:rPr>
-          <w:t xml:space="preserve">ts_encode.md</w:t>
+          <w:t xml:space="preserve">01_ts_encode.md</w:t>
         </w:r>
       </w:hyperlink>
       <w:r>
         <w:t xml:space="preserve"> </w:t>
       </w:r>
       <w:r>
-        <w:t xml:space="preserve">— Encodes windows (p-&gt;k) using an autoencoder; the bottleneck provides a compact representation for downstream use.</w:t>
-      </w:r>
-    </w:p>
-    <w:p>
-      <w:pPr>
-        <w:pStyle w:val="Compact"/>
-        <w:numPr>
-          <w:ilvl w:val="0"/>
-          <w:numId w:val="1002"/>
-        </w:numPr>
-      </w:pPr>
+        <w:t xml:space="preserve">— Encodes windows (p-&gt;k) into compact latent vectors for downstream use.</w:t>
+      </w:r>
+      <w:r>
+        <w:t xml:space="preserve"> </w:t>
+      </w:r>
+      <w:r>
+        <w:t xml:space="preserve">-</w:t>
+      </w:r>
+      <w:r>
+        <w:t xml:space="preserve"> </w:t>
+      </w:r>
       <w:hyperlink r:id="rId10">
         <w:r>
           <w:rPr>
             <w:rStyle w:val="Hyperlink"/>
           </w:rPr>
-          <w:t xml:space="preserve">ts_encode-decode.md</w:t>
+          <w:t xml:space="preserve">02_ts_encode-decode.md</w:t>
         </w:r>
       </w:hyperlink>
       <w:r>
         <w:t xml:space="preserve"> </w:t>
       </w:r>
       <w:r>
-        <w:t xml:space="preserve">— Encodes and reconstructs (p&lt;-&gt;k) to evaluate quality via reconstruction error.</w:t>
+        <w:t xml:space="preserve">— Encodes and reconstructs (p&lt;-&gt;k) to inspect reconstruction quality before forecasting tasks.</w:t>
       </w:r>
     </w:p>
     <w:p>
       <w:pPr>
-        <w:pStyle w:val="Compact"/>
-        <w:numPr>
-          <w:ilvl w:val="0"/>
-          <w:numId w:val="1002"/>
-        </w:numPr>
-      </w:pPr>
+        <w:pStyle w:val="BodyText"/>
+      </w:pPr>
+      <w:r>
+        <w:t xml:space="preserve">Prediction</w:t>
+      </w:r>
+      <w:r>
+        <w:t xml:space="preserve"> </w:t>
+      </w:r>
+      <w:r>
+        <w:t xml:space="preserve">-</w:t>
+      </w:r>
+      <w:r>
+        <w:t xml:space="preserve"> </w:t>
+      </w:r>
       <w:hyperlink r:id="rId11">
         <w:r>
           <w:rPr>
             <w:rStyle w:val="Hyperlink"/>
           </w:rPr>
-          <w:t xml:space="preserve">ts_lstm.md</w:t>
+          <w:t xml:space="preserve">11_torch_ts_mlp.md</w:t>
         </w:r>
       </w:hyperlink>
       <w:r>
         <w:t xml:space="preserve"> </w:t>
       </w:r>
       <w:r>
-        <w:t xml:space="preserve">— Forecasts one step ahead from lagged windows using a PyTorch LSTM with unified validation/stopping options.</w:t>
-      </w:r>
-    </w:p>
-    <w:p>
-      <w:pPr>
-        <w:pStyle w:val="Compact"/>
-        <w:numPr>
-          <w:ilvl w:val="0"/>
-          <w:numId w:val="1002"/>
-        </w:numPr>
-      </w:pPr>
+        <w:t xml:space="preserve">— One-step-ahead forecasting with a feedforward PyTorch MLP.</w:t>
+      </w:r>
+      <w:r>
+        <w:t xml:space="preserve"> </w:t>
+      </w:r>
+      <w:r>
+        <w:t xml:space="preserve">-</w:t>
+      </w:r>
+      <w:r>
+        <w:t xml:space="preserve"> </w:t>
+      </w:r>
       <w:hyperlink r:id="rId12">
         <w:r>
           <w:rPr>
             <w:rStyle w:val="Hyperlink"/>
           </w:rPr>
-          <w:t xml:space="preserve">ts_conv1d.md</w:t>
+          <w:t xml:space="preserve">12_ts_conv1d.md</w:t>
         </w:r>
       </w:hyperlink>
       <w:r>
         <w:t xml:space="preserve"> </w:t>
       </w:r>
       <w:r>
-        <w:t xml:space="preserve">— Forecasts one step ahead from lagged windows using a PyTorch Conv1D model.</w:t>
-      </w:r>
-    </w:p>
-    <w:p>
-      <w:pPr>
-        <w:pStyle w:val="Compact"/>
-        <w:numPr>
-          <w:ilvl w:val="0"/>
-          <w:numId w:val="1002"/>
-        </w:numPr>
-      </w:pPr>
+        <w:t xml:space="preserve">— One-step-ahead forecasting with a PyTorch Conv1D model.</w:t>
+      </w:r>
+      <w:r>
+        <w:t xml:space="preserve"> </w:t>
+      </w:r>
+      <w:r>
+        <w:t xml:space="preserve">-</w:t>
+      </w:r>
+      <w:r>
+        <w:t xml:space="preserve"> </w:t>
+      </w:r>
       <w:hyperlink r:id="rId13">
         <w:r>
           <w:rPr>
             <w:rStyle w:val="Hyperlink"/>
           </w:rPr>
-          <w:t xml:space="preserve">torch_ts_mlp.md</w:t>
+          <w:t xml:space="preserve">13_ts_lstm.md</w:t>
         </w:r>
       </w:hyperlink>
       <w:r>
         <w:t xml:space="preserve"> </w:t>
       </w:r>
       <w:r>
-        <w:t xml:space="preserve">— Forecasts one step ahead from lagged windows using a feedforward PyTorch MLP.</w:t>
+        <w:t xml:space="preserve">— One-step-ahead forecasting with a PyTorch LSTM under the standard training flow.</w:t>
       </w:r>
     </w:p>
-    <w:bookmarkEnd w:id="14"/>
+    <w:p>
+      <w:pPr>
+        <w:pStyle w:val="BodyText"/>
+      </w:pPr>
+      <w:r>
+        <w:t xml:space="preserve">LSTM training regimes</w:t>
+      </w:r>
+      <w:r>
+        <w:t xml:space="preserve"> </w:t>
+      </w:r>
+      <w:r>
+        <w:t xml:space="preserve">-</w:t>
+      </w:r>
+      <w:r>
+        <w:t xml:space="preserve"> </w:t>
+      </w:r>
+      <w:hyperlink r:id="rId14">
+        <w:r>
+          <w:rPr>
+            <w:rStyle w:val="Hyperlink"/>
+          </w:rPr>
+          <w:t xml:space="preserve">21_ts_lstm_static_patience.md</w:t>
+        </w:r>
+      </w:hyperlink>
+      <w:r>
+        <w:t xml:space="preserve"> </w:t>
+      </w:r>
+      <w:r>
+        <w:t xml:space="preserve">— LSTM forecasting with static validation and patience-based early stopping.</w:t>
+      </w:r>
+      <w:r>
+        <w:t xml:space="preserve"> </w:t>
+      </w:r>
+      <w:r>
+        <w:t xml:space="preserve">-</w:t>
+      </w:r>
+      <w:r>
+        <w:t xml:space="preserve"> </w:t>
+      </w:r>
+      <w:hyperlink r:id="rId15">
+        <w:r>
+          <w:rPr>
+            <w:rStyle w:val="Hyperlink"/>
+          </w:rPr>
+          <w:t xml:space="preserve">22_ts_lstm_dynamic_patience.md</w:t>
+        </w:r>
+      </w:hyperlink>
+      <w:r>
+        <w:t xml:space="preserve"> </w:t>
+      </w:r>
+      <w:r>
+        <w:t xml:space="preserve">— LSTM forecasting with dynamic validation and patience-based early stopping.</w:t>
+      </w:r>
+    </w:p>
+    <w:bookmarkEnd w:id="16"/>
     <w:sectPr>
       <w:footnotePr>
         <w:numRestart w:val="eachSect"/>
@@ -563,9 +630,6 @@
     <w:abstractNumId w:val="990"/>
   </w:num>
   <w:num w:numId="1001">
-    <w:abstractNumId w:val="991"/>
-  </w:num>
-  <w:num w:numId="1002">
     <w:abstractNumId w:val="991"/>
   </w:num>
 </w:numbering>
